--- a/public/2026/seq03/EBEP_S3-A01_ReseauCollege_5eme.docx
+++ b/public/2026/seq03/EBEP_S3-A01_ReseauCollege_5eme.docx
@@ -21,6 +21,9 @@
         <w:gridCol w:w="1200"/>
       </w:tblGrid>
       <w:tr>
+        <w:trPr>
+          <w:cantSplit/>
+        </w:trPr>
         <w:tc>
           <w:tcPr>
             <w:tcW w:type="dxa" w:w="1266"/>
@@ -210,6 +213,32 @@
               <w:t xml:space="preserve">ACTIVITÉ N°01</w:t>
             </w:r>
           </w:p>
+          <w:p>
+            <w:pPr>
+              <w:spacing w:after="0"/>
+            </w:pPr>
+            <w:r>
+              <w:rPr>
+                <w:rFonts w:ascii="Arial" w:cs="Arial" w:eastAsia="Arial" w:hAnsi="Arial"/>
+                <w:sz w:val="14"/>
+                <w:szCs w:val="14"/>
+              </w:rPr>
+              <w:t xml:space="preserve">NOM : ..............................</w:t>
+            </w:r>
+          </w:p>
+          <w:p>
+            <w:pPr>
+              <w:spacing w:after="0"/>
+            </w:pPr>
+            <w:r>
+              <w:rPr>
+                <w:rFonts w:ascii="Arial" w:cs="Arial" w:eastAsia="Arial" w:hAnsi="Arial"/>
+                <w:sz w:val="14"/>
+                <w:szCs w:val="14"/>
+              </w:rPr>
+              <w:t xml:space="preserve">PRÉNOM : .........................</w:t>
+            </w:r>
+          </w:p>
         </w:tc>
         <w:tc>
           <w:tcPr>
@@ -295,21 +324,22 @@
         </w:tblBorders>
       </w:tblPr>
       <w:tblGrid>
-        <w:gridCol w:w="2840"/>
-        <w:gridCol w:w="2840"/>
-        <w:gridCol w:w="1640"/>
-        <w:gridCol w:w="2040"/>
+        <w:gridCol w:w="9360"/>
       </w:tblGrid>
       <w:tr>
-        <w:tc>
-          <w:tcPr>
-            <w:tcW w:type="dxa" w:w="2840"/>
+        <w:trPr>
+          <w:cantSplit/>
+        </w:trPr>
+        <w:tc>
+          <w:tcPr>
+            <w:tcW w:type="dxa" w:w="9360"/>
             <w:tcBorders>
               <w:top w:val="single" w:color="000000" w:sz="6"/>
               <w:left w:val="single" w:color="000000" w:sz="6"/>
               <w:bottom w:val="single" w:color="000000" w:sz="6"/>
               <w:right w:val="single" w:color="000000" w:sz="6"/>
             </w:tcBorders>
+            <w:shd w:fill="D9D9D9" w:val="clear"/>
             <w:tcMar>
               <w:top w:type="dxa" w:w="40"/>
               <w:left w:type="dxa" w:w="80"/>
@@ -320,7 +350,10 @@
           </w:tcPr>
           <w:p>
             <w:pPr>
-              <w:spacing w:after="0"/>
+              <w:keepNext/>
+              <w:keepLines/>
+              <w:spacing w:after="0"/>
+              <w:jc w:val="center"/>
             </w:pPr>
             <w:r>
               <w:rPr>
@@ -329,163 +362,10 @@
                 <w:bCs/>
                 <w:i w:val="false"/>
                 <w:iCs w:val="false"/>
-                <w:sz w:val="16"/>
-                <w:szCs w:val="16"/>
-              </w:rPr>
-              <w:t xml:space="preserve">Nom : </w:t>
-            </w:r>
-            <w:r>
-              <w:rPr>
-                <w:rFonts w:ascii="Arial" w:cs="Arial" w:eastAsia="Arial" w:hAnsi="Arial"/>
-                <w:b w:val="false"/>
-                <w:bCs w:val="false"/>
-                <w:i w:val="false"/>
-                <w:iCs w:val="false"/>
-                <w:sz w:val="16"/>
-                <w:szCs w:val="16"/>
-              </w:rPr>
-              <w:t xml:space="preserve">....................................</w:t>
-            </w:r>
-          </w:p>
-        </w:tc>
-        <w:tc>
-          <w:tcPr>
-            <w:tcW w:type="dxa" w:w="2840"/>
-            <w:tcBorders>
-              <w:top w:val="single" w:color="000000" w:sz="6"/>
-              <w:left w:val="single" w:color="000000" w:sz="6"/>
-              <w:bottom w:val="single" w:color="000000" w:sz="6"/>
-              <w:right w:val="single" w:color="000000" w:sz="6"/>
-            </w:tcBorders>
-            <w:tcMar>
-              <w:top w:type="dxa" w:w="40"/>
-              <w:left w:type="dxa" w:w="80"/>
-              <w:bottom w:type="dxa" w:w="40"/>
-              <w:right w:type="dxa" w:w="80"/>
-            </w:tcMar>
-            <w:vAlign w:val="center"/>
-          </w:tcPr>
-          <w:p>
-            <w:pPr>
-              <w:spacing w:after="0"/>
-            </w:pPr>
-            <w:r>
-              <w:rPr>
-                <w:rFonts w:ascii="Arial" w:cs="Arial" w:eastAsia="Arial" w:hAnsi="Arial"/>
-                <w:b/>
-                <w:bCs/>
-                <w:i w:val="false"/>
-                <w:iCs w:val="false"/>
-                <w:sz w:val="16"/>
-                <w:szCs w:val="16"/>
-              </w:rPr>
-              <w:t xml:space="preserve">Prénom : </w:t>
-            </w:r>
-            <w:r>
-              <w:rPr>
-                <w:rFonts w:ascii="Arial" w:cs="Arial" w:eastAsia="Arial" w:hAnsi="Arial"/>
-                <w:b w:val="false"/>
-                <w:bCs w:val="false"/>
-                <w:i w:val="false"/>
-                <w:iCs w:val="false"/>
-                <w:sz w:val="16"/>
-                <w:szCs w:val="16"/>
-              </w:rPr>
-              <w:t xml:space="preserve">...............................</w:t>
-            </w:r>
-          </w:p>
-        </w:tc>
-        <w:tc>
-          <w:tcPr>
-            <w:tcW w:type="dxa" w:w="1640"/>
-            <w:tcBorders>
-              <w:top w:val="single" w:color="000000" w:sz="6"/>
-              <w:left w:val="single" w:color="000000" w:sz="6"/>
-              <w:bottom w:val="single" w:color="000000" w:sz="6"/>
-              <w:right w:val="single" w:color="000000" w:sz="6"/>
-            </w:tcBorders>
-            <w:tcMar>
-              <w:top w:type="dxa" w:w="40"/>
-              <w:left w:type="dxa" w:w="80"/>
-              <w:bottom w:type="dxa" w:w="40"/>
-              <w:right w:type="dxa" w:w="80"/>
-            </w:tcMar>
-            <w:vAlign w:val="center"/>
-          </w:tcPr>
-          <w:p>
-            <w:pPr>
-              <w:spacing w:after="0"/>
-            </w:pPr>
-            <w:r>
-              <w:rPr>
-                <w:rFonts w:ascii="Arial" w:cs="Arial" w:eastAsia="Arial" w:hAnsi="Arial"/>
-                <w:b/>
-                <w:bCs/>
-                <w:i w:val="false"/>
-                <w:iCs w:val="false"/>
-                <w:sz w:val="16"/>
-                <w:szCs w:val="16"/>
-              </w:rPr>
-              <w:t xml:space="preserve">Classe : </w:t>
-            </w:r>
-            <w:r>
-              <w:rPr>
-                <w:rFonts w:ascii="Arial" w:cs="Arial" w:eastAsia="Arial" w:hAnsi="Arial"/>
-                <w:b w:val="false"/>
-                <w:bCs w:val="false"/>
-                <w:i w:val="false"/>
-                <w:iCs w:val="false"/>
-                <w:sz w:val="16"/>
-                <w:szCs w:val="16"/>
-              </w:rPr>
-              <w:t xml:space="preserve">..........</w:t>
-            </w:r>
-          </w:p>
-        </w:tc>
-        <w:tc>
-          <w:tcPr>
-            <w:tcW w:type="dxa" w:w="2040"/>
-            <w:tcBorders>
-              <w:top w:val="single" w:color="000000" w:sz="6"/>
-              <w:left w:val="single" w:color="000000" w:sz="6"/>
-              <w:bottom w:val="single" w:color="000000" w:sz="6"/>
-              <w:right w:val="single" w:color="000000" w:sz="6"/>
-            </w:tcBorders>
-            <w:tcMar>
-              <w:top w:type="dxa" w:w="40"/>
-              <w:left w:type="dxa" w:w="80"/>
-              <w:bottom w:type="dxa" w:w="40"/>
-              <w:right w:type="dxa" w:w="80"/>
-            </w:tcMar>
-            <w:vAlign w:val="center"/>
-          </w:tcPr>
-          <w:p>
-            <w:pPr>
-              <w:spacing w:after="0"/>
-            </w:pPr>
-            <w:r>
-              <w:rPr>
-                <w:rFonts w:ascii="Arial" w:cs="Arial" w:eastAsia="Arial" w:hAnsi="Arial"/>
-                <w:b/>
-                <w:bCs/>
-                <w:i w:val="false"/>
-                <w:iCs w:val="false"/>
-                <w:sz w:val="16"/>
-                <w:szCs w:val="16"/>
-              </w:rPr>
-              <w:t xml:space="preserve">Maison : </w:t>
-            </w:r>
-            <w:r>
-              <w:rPr>
-                <w:rFonts w:ascii="Arial" w:cs="Arial" w:eastAsia="Arial" w:hAnsi="Arial"/>
-                <w:b w:val="false"/>
-                <w:bCs w:val="false"/>
-                <w:i w:val="false"/>
-                <w:iCs w:val="false"/>
-                <w:sz w:val="16"/>
-                <w:szCs w:val="16"/>
-              </w:rPr>
-              <w:t xml:space="preserve">................</w:t>
+                <w:sz w:val="44"/>
+                <w:szCs w:val="44"/>
+              </w:rPr>
+              <w:t xml:space="preserve">OÙ VONT MES FICHIERS ?</w:t>
             </w:r>
           </w:p>
         </w:tc>
@@ -493,6 +373,8 @@
     </w:tbl>
     <w:p>
       <w:pPr>
+        <w:keepNext/>
+        <w:keepLines/>
         <w:spacing w:after="100"/>
       </w:pPr>
     </w:p>
@@ -512,6 +394,9 @@
         <w:gridCol w:w="9360"/>
       </w:tblGrid>
       <w:tr>
+        <w:trPr>
+          <w:cantSplit/>
+        </w:trPr>
         <w:tc>
           <w:tcPr>
             <w:tcW w:type="dxa" w:w="9360"/>
@@ -521,31 +406,50 @@
               <w:bottom w:val="single" w:color="000000" w:sz="6"/>
               <w:right w:val="single" w:color="000000" w:sz="6"/>
             </w:tcBorders>
-            <w:shd w:fill="D9D9D9" w:val="clear"/>
-            <w:tcMar>
-              <w:top w:type="dxa" w:w="40"/>
-              <w:left w:type="dxa" w:w="80"/>
-              <w:bottom w:type="dxa" w:w="40"/>
-              <w:right w:type="dxa" w:w="80"/>
-            </w:tcMar>
-            <w:vAlign w:val="center"/>
-          </w:tcPr>
-          <w:p>
-            <w:pPr>
-              <w:spacing w:after="0"/>
-              <w:jc w:val="center"/>
+            <w:tcMar>
+              <w:top w:type="dxa" w:w="100"/>
+              <w:left w:type="dxa" w:w="140"/>
+              <w:bottom w:type="dxa" w:w="100"/>
+              <w:right w:type="dxa" w:w="140"/>
+            </w:tcMar>
+            <w:vAlign w:val="center"/>
+          </w:tcPr>
+          <w:p>
+            <w:pPr>
+              <w:keepNext/>
+              <w:keepLines/>
+              <w:spacing w:after="80"/>
+            </w:pPr>
+            <w:r>
+              <w:rPr>
+                <w:rFonts w:ascii="Arial" w:cs="Arial" w:eastAsia="Arial" w:hAnsi="Arial"/>
+                <w:b w:val="false"/>
+                <w:bCs w:val="false"/>
+                <w:i w:val="false"/>
+                <w:iCs w:val="false"/>
+                <w:sz w:val="40"/>
+                <w:szCs w:val="40"/>
+              </w:rPr>
+              <w:t xml:space="preserve">Ton fichier te suit d'un ordinateur à l'autre au collège.</w:t>
+            </w:r>
+          </w:p>
+          <w:p>
+            <w:pPr>
+              <w:keepNext/>
+              <w:keepLines/>
+              <w:spacing w:after="0"/>
             </w:pPr>
             <w:r>
               <w:rPr>
                 <w:rFonts w:ascii="Arial" w:cs="Arial" w:eastAsia="Arial" w:hAnsi="Arial"/>
                 <w:b/>
                 <w:bCs/>
-                <w:i w:val="false"/>
-                <w:iCs w:val="false"/>
-                <w:sz w:val="44"/>
-                <w:szCs w:val="44"/>
-              </w:rPr>
-              <w:t xml:space="preserve">OÙ VONT MES FICHIERS ?</w:t>
+                <w:i/>
+                <w:iCs/>
+                <w:sz w:val="40"/>
+                <w:szCs w:val="40"/>
+              </w:rPr>
+              <w:t xml:space="preserve">❓ Où est-il rangé ?</w:t>
             </w:r>
           </w:p>
         </w:tc>
@@ -553,7 +457,9 @@
     </w:tbl>
     <w:p>
       <w:pPr>
-        <w:spacing w:after="100"/>
+        <w:keepNext/>
+        <w:keepLines/>
+        <w:spacing w:after="120"/>
       </w:pPr>
     </w:p>
     <w:tbl>
@@ -572,81 +478,9 @@
         <w:gridCol w:w="9360"/>
       </w:tblGrid>
       <w:tr>
-        <w:tc>
-          <w:tcPr>
-            <w:tcW w:type="dxa" w:w="9360"/>
-            <w:tcBorders>
-              <w:top w:val="single" w:color="000000" w:sz="6"/>
-              <w:left w:val="single" w:color="000000" w:sz="6"/>
-              <w:bottom w:val="single" w:color="000000" w:sz="6"/>
-              <w:right w:val="single" w:color="000000" w:sz="6"/>
-            </w:tcBorders>
-            <w:tcMar>
-              <w:top w:type="dxa" w:w="100"/>
-              <w:left w:type="dxa" w:w="140"/>
-              <w:bottom w:type="dxa" w:w="100"/>
-              <w:right w:type="dxa" w:w="140"/>
-            </w:tcMar>
-            <w:vAlign w:val="center"/>
-          </w:tcPr>
-          <w:p>
-            <w:pPr>
-              <w:spacing w:after="80"/>
-            </w:pPr>
-            <w:r>
-              <w:rPr>
-                <w:rFonts w:ascii="Arial" w:cs="Arial" w:eastAsia="Arial" w:hAnsi="Arial"/>
-                <w:b w:val="false"/>
-                <w:bCs w:val="false"/>
-                <w:i w:val="false"/>
-                <w:iCs w:val="false"/>
-                <w:sz w:val="40"/>
-                <w:szCs w:val="40"/>
-              </w:rPr>
-              <w:t xml:space="preserve">Ton fichier te suit d'un ordinateur à l'autre au collège.</w:t>
-            </w:r>
-          </w:p>
-          <w:p>
-            <w:pPr>
-              <w:spacing w:after="0"/>
-            </w:pPr>
-            <w:r>
-              <w:rPr>
-                <w:rFonts w:ascii="Arial" w:cs="Arial" w:eastAsia="Arial" w:hAnsi="Arial"/>
-                <w:b/>
-                <w:bCs/>
-                <w:i/>
-                <w:iCs/>
-                <w:sz w:val="40"/>
-                <w:szCs w:val="40"/>
-              </w:rPr>
-              <w:t xml:space="preserve">❓ Où est-il rangé ?</w:t>
-            </w:r>
-          </w:p>
-        </w:tc>
-      </w:tr>
-    </w:tbl>
-    <w:p>
-      <w:pPr>
-        <w:spacing w:after="120"/>
-      </w:pPr>
-    </w:p>
-    <w:tbl>
-      <w:tblPr>
-        <w:tblW w:type="dxa" w:w="9360"/>
-        <w:tblBorders>
-          <w:top w:val="single" w:color="auto" w:sz="4"/>
-          <w:left w:val="single" w:color="auto" w:sz="4"/>
-          <w:bottom w:val="single" w:color="auto" w:sz="4"/>
-          <w:right w:val="single" w:color="auto" w:sz="4"/>
-          <w:insideH w:val="single" w:color="auto" w:sz="4"/>
-          <w:insideV w:val="single" w:color="auto" w:sz="4"/>
-        </w:tblBorders>
-      </w:tblPr>
-      <w:tblGrid>
-        <w:gridCol w:w="9360"/>
-      </w:tblGrid>
-      <w:tr>
+        <w:trPr>
+          <w:cantSplit/>
+        </w:trPr>
         <w:tc>
           <w:tcPr>
             <w:tcW w:type="dxa" w:w="9360"/>
@@ -707,6 +541,9 @@
         <w:gridCol w:w="4680"/>
       </w:tblGrid>
       <w:tr>
+        <w:trPr>
+          <w:cantSplit/>
+        </w:trPr>
         <w:tc>
           <w:tcPr>
             <w:tcW w:type="dxa" w:w="4680"/>
@@ -726,6 +563,8 @@
           </w:tcPr>
           <w:p>
             <w:pPr>
+              <w:keepNext/>
+              <w:keepLines/>
               <w:spacing w:after="0"/>
             </w:pPr>
             <w:r>
@@ -761,6 +600,8 @@
           </w:tcPr>
           <w:p>
             <w:pPr>
+              <w:keepNext/>
+              <w:keepLines/>
               <w:spacing w:after="0"/>
               <w:jc w:val="right"/>
             </w:pPr>
@@ -780,6 +621,9 @@
         </w:tc>
       </w:tr>
       <w:tr>
+        <w:trPr>
+          <w:cantSplit/>
+        </w:trPr>
         <w:tc>
           <w:tcPr>
             <w:tcW w:type="dxa" w:w="4680"/>
@@ -799,6 +643,8 @@
           </w:tcPr>
           <w:p>
             <w:pPr>
+              <w:keepNext/>
+              <w:keepLines/>
               <w:spacing w:after="0"/>
             </w:pPr>
             <w:r>
@@ -834,6 +680,8 @@
           </w:tcPr>
           <w:p>
             <w:pPr>
+              <w:keepNext/>
+              <w:keepLines/>
               <w:spacing w:after="0"/>
               <w:jc w:val="right"/>
             </w:pPr>
@@ -853,6 +701,9 @@
         </w:tc>
       </w:tr>
       <w:tr>
+        <w:trPr>
+          <w:cantSplit/>
+        </w:trPr>
         <w:tc>
           <w:tcPr>
             <w:tcW w:type="dxa" w:w="4680"/>
@@ -947,6 +798,9 @@
         <w:gridCol w:w="9360"/>
       </w:tblGrid>
       <w:tr>
+        <w:trPr>
+          <w:cantSplit/>
+        </w:trPr>
         <w:tc>
           <w:tcPr>
             <w:tcW w:type="dxa" w:w="9360"/>

--- a/public/2026/seq03/EBEP_S3-A01_ReseauCollege_5eme.docx
+++ b/public/2026/seq03/EBEP_S3-A01_ReseauCollege_5eme.docx
@@ -213,32 +213,6 @@
               <w:t xml:space="preserve">ACTIVITÉ N°01</w:t>
             </w:r>
           </w:p>
-          <w:p>
-            <w:pPr>
-              <w:spacing w:after="0"/>
-            </w:pPr>
-            <w:r>
-              <w:rPr>
-                <w:rFonts w:ascii="Arial" w:cs="Arial" w:eastAsia="Arial" w:hAnsi="Arial"/>
-                <w:sz w:val="14"/>
-                <w:szCs w:val="14"/>
-              </w:rPr>
-              <w:t xml:space="preserve">NOM : ..............................</w:t>
-            </w:r>
-          </w:p>
-          <w:p>
-            <w:pPr>
-              <w:spacing w:after="0"/>
-            </w:pPr>
-            <w:r>
-              <w:rPr>
-                <w:rFonts w:ascii="Arial" w:cs="Arial" w:eastAsia="Arial" w:hAnsi="Arial"/>
-                <w:sz w:val="14"/>
-                <w:szCs w:val="14"/>
-              </w:rPr>
-              <w:t xml:space="preserve">PRÉNOM : .........................</w:t>
-            </w:r>
-          </w:p>
         </w:tc>
         <w:tc>
           <w:tcPr>
